--- a/docs/artifacts/software-design-narrative.docx
+++ b/docs/artifacts/software-design-narrative.docx
@@ -55,7 +55,7 @@
     </w:p>
     <w:p>
       <w:r>
-        <w:t>This enhancement makes the strongest progress toward Outcome 4 through a working, layered Android application. The code comments requested in my Milestone One feedback, project README, and this narrative support Outcome 2. Input limits, fewer permissions, and an honest warning about private data show progress toward Outcome 5, but not full security competency: there is no authentication or durable, protected storage yet. The documented repository boundary and instructor feedback support Outcome 1. Outcome 3 remains mainly for the later follow-up ranking enhancement, while the database milestone will replace temporary memory storage with Room. I do not consider this prototype ready for real student records.</w:t>
+        <w:t>This enhancement makes the strongest progress toward Outcome 4 through a working, layered Android application. The code comments requested in my Milestone One feedback, project README, and this narrative support Outcome 2. Input limits, fewer permissions, and an honest warning about private data show progress toward Outcome 5, but not full security competency: there is no authentication or durable, protected storage yet. The documented repository boundary and instructor feedback support Outcome 1. Outcome 3 remains mainly for the later follow-up ranking enhancement, while the database enhancement replaces temporary memory storage with SQLite. I do not consider this prototype ready for real student records.</w:t>
       </w:r>
     </w:p>
     <w:p>
